--- a/Collatio/13/1. Textos/1. Marcados/13-B.docx
+++ b/Collatio/13/1. Textos/1. Marcados/13-B.docx
@@ -1,15 +1,17 @@
 
 <file path=word/document.xml><?xml version="1.0" encoding="utf-8"?>
-<w:document xmlns:wpc="http://schemas.microsoft.com/office/word/2010/wordprocessingCanvas" xmlns:cx="http://schemas.microsoft.com/office/drawing/2014/chartex" xmlns:cx1="http://schemas.microsoft.com/office/drawing/2015/9/8/chartex" xmlns:cx2="http://schemas.microsoft.com/office/drawing/2015/10/21/chartex" xmlns:cx3="http://schemas.microsoft.com/office/drawing/2016/5/9/chartex" xmlns:cx4="http://schemas.microsoft.com/office/drawing/2016/5/10/chartex" xmlns:cx5="http://schemas.microsoft.com/office/drawing/2016/5/11/chartex" xmlns:cx6="http://schemas.microsoft.com/office/drawing/2016/5/12/chartex" xmlns:cx7="http://schemas.microsoft.com/office/drawing/2016/5/13/chartex" xmlns:cx8="http://schemas.microsoft.com/office/drawing/2016/5/14/chartex" xmlns:mc="http://schemas.openxmlformats.org/markup-compatibility/2006" xmlns:aink="http://schemas.microsoft.com/office/drawing/2016/ink" xmlns:am3d="http://schemas.microsoft.com/office/drawing/2017/model3d" xmlns:o="urn:schemas-microsoft-com:office:office" xmlns:oel="http://schemas.microsoft.com/office/2019/extlst" xmlns:r="http://schemas.openxmlformats.org/officeDocument/2006/relationships" xmlns:m="http://schemas.openxmlformats.org/officeDocument/2006/math" xmlns:v="urn:schemas-microsoft-com:vml" xmlns:wp14="http://schemas.microsoft.com/office/word/2010/wordprocessingDrawing" xmlns:wp="http://schemas.openxmlformats.org/drawingml/2006/wordprocessingDrawing" xmlns:w10="urn:schemas-microsoft-com:office:word" xmlns:w="http://schemas.openxmlformats.org/wordprocessingml/2006/main" xmlns:w14="http://schemas.microsoft.com/office/word/2010/wordml" xmlns:w15="http://schemas.microsoft.com/office/word/2012/wordml" xmlns:w16cex="http://schemas.microsoft.com/office/word/2018/wordml/cex" xmlns:w16cid="http://schemas.microsoft.com/office/word/2016/wordml/cid" xmlns:w16="http://schemas.microsoft.com/office/word/2018/wordml" xmlns:w16sdtdh="http://schemas.microsoft.com/office/word/2020/wordml/sdtdatahash" xmlns:w16se="http://schemas.microsoft.com/office/word/2015/wordml/symex" xmlns:wpg="http://schemas.microsoft.com/office/word/2010/wordprocessingGroup" xmlns:wpi="http://schemas.microsoft.com/office/word/2010/wordprocessingInk" xmlns:wne="http://schemas.microsoft.com/office/word/2006/wordml" xmlns:wps="http://schemas.microsoft.com/office/word/2010/wordprocessingShape" mc:Ignorable="w14 w15 w16se w16cid w16 w16cex w16sdtdh wp14">
+<w:document xmlns:wpc="http://schemas.microsoft.com/office/word/2010/wordprocessingCanvas" xmlns:cx="http://schemas.microsoft.com/office/drawing/2014/chartex" xmlns:cx1="http://schemas.microsoft.com/office/drawing/2015/9/8/chartex" xmlns:cx2="http://schemas.microsoft.com/office/drawing/2015/10/21/chartex" xmlns:cx3="http://schemas.microsoft.com/office/drawing/2016/5/9/chartex" xmlns:cx4="http://schemas.microsoft.com/office/drawing/2016/5/10/chartex" xmlns:cx5="http://schemas.microsoft.com/office/drawing/2016/5/11/chartex" xmlns:cx6="http://schemas.microsoft.com/office/drawing/2016/5/12/chartex" xmlns:cx7="http://schemas.microsoft.com/office/drawing/2016/5/13/chartex" xmlns:cx8="http://schemas.microsoft.com/office/drawing/2016/5/14/chartex" xmlns:mc="http://schemas.openxmlformats.org/markup-compatibility/2006" xmlns:aink="http://schemas.microsoft.com/office/drawing/2016/ink" xmlns:am3d="http://schemas.microsoft.com/office/drawing/2017/model3d" xmlns:o="urn:schemas-microsoft-com:office:office" xmlns:oel="http://schemas.microsoft.com/office/2019/extlst" xmlns:r="http://schemas.openxmlformats.org/officeDocument/2006/relationships" xmlns:m="http://schemas.openxmlformats.org/officeDocument/2006/math" xmlns:v="urn:schemas-microsoft-com:vml" xmlns:wp14="http://schemas.microsoft.com/office/word/2010/wordprocessingDrawing" xmlns:wp="http://schemas.openxmlformats.org/drawingml/2006/wordprocessingDrawing" xmlns:w10="urn:schemas-microsoft-com:office:word" xmlns:w="http://schemas.openxmlformats.org/wordprocessingml/2006/main" xmlns:w14="http://schemas.microsoft.com/office/word/2010/wordml" xmlns:w15="http://schemas.microsoft.com/office/word/2012/wordml" xmlns:w16cex="http://schemas.microsoft.com/office/word/2018/wordml/cex" xmlns:w16cid="http://schemas.microsoft.com/office/word/2016/wordml/cid" xmlns:w16="http://schemas.microsoft.com/office/word/2018/wordml" xmlns:w16du="http://schemas.microsoft.com/office/word/2023/wordml/word16du" xmlns:w16sdtdh="http://schemas.microsoft.com/office/word/2020/wordml/sdtdatahash" xmlns:w16sdtfl="http://schemas.microsoft.com/office/word/2024/wordml/sdtformatlock" xmlns:w16se="http://schemas.microsoft.com/office/word/2015/wordml/symex" xmlns:wpg="http://schemas.microsoft.com/office/word/2010/wordprocessingGroup" xmlns:wpi="http://schemas.microsoft.com/office/word/2010/wordprocessingInk" xmlns:wne="http://schemas.microsoft.com/office/word/2006/wordml" xmlns:wps="http://schemas.microsoft.com/office/word/2010/wordprocessingShape" mc:Ignorable="w14 w15 w16se w16cid w16 w16cex w16sdtdh w16sdtfl w16du wp14">
   <w:body>
     <w:p>
       <w:pPr>
         <w:rPr>
+          <w:rFonts w:ascii="Brill" w:hAnsi="Brill"/>
           <w:lang w:val="es-ES"/>
         </w:rPr>
       </w:pPr>
       <w:r>
         <w:rPr>
+          <w:rFonts w:ascii="Brill" w:hAnsi="Brill"/>
           <w:color w:val="FF0000"/>
           <w:lang w:val="es-ES"/>
         </w:rPr>
@@ -17,6 +19,7 @@
       </w:r>
       <w:r>
         <w:rPr>
+          <w:rFonts w:ascii="Brill" w:hAnsi="Brill"/>
           <w:lang w:val="es-ES"/>
         </w:rPr>
         <w:t xml:space="preserve">pregunto el </w:t>
@@ -24,6 +27,7 @@
       <w:proofErr w:type="spellStart"/>
       <w:r>
         <w:rPr>
+          <w:rFonts w:ascii="Brill" w:hAnsi="Brill"/>
           <w:lang w:val="es-ES"/>
         </w:rPr>
         <w:t>decipulo</w:t>
@@ -31,6 +35,7 @@
       <w:proofErr w:type="spellEnd"/>
       <w:r>
         <w:rPr>
+          <w:rFonts w:ascii="Brill" w:hAnsi="Brill"/>
           <w:lang w:val="es-ES"/>
         </w:rPr>
         <w:t xml:space="preserve"> maestro poder me as dar </w:t>
@@ -38,6 +43,7 @@
       <w:proofErr w:type="spellStart"/>
       <w:r>
         <w:rPr>
+          <w:rFonts w:ascii="Brill" w:hAnsi="Brill"/>
           <w:lang w:val="es-ES"/>
         </w:rPr>
         <w:t>razon</w:t>
@@ -45,6 +51,7 @@
       <w:proofErr w:type="spellEnd"/>
       <w:r>
         <w:rPr>
+          <w:rFonts w:ascii="Brill" w:hAnsi="Brill"/>
           <w:lang w:val="es-ES"/>
         </w:rPr>
         <w:t xml:space="preserve"> de </w:t>
@@ -52,6 +59,7 @@
       <w:proofErr w:type="spellStart"/>
       <w:r>
         <w:rPr>
+          <w:rFonts w:ascii="Brill" w:hAnsi="Brill"/>
           <w:lang w:val="es-ES"/>
         </w:rPr>
         <w:t>como</w:t>
@@ -59,6 +67,7 @@
       <w:proofErr w:type="spellEnd"/>
       <w:r>
         <w:rPr>
+          <w:rFonts w:ascii="Brill" w:hAnsi="Brill"/>
           <w:lang w:val="es-ES"/>
         </w:rPr>
         <w:t xml:space="preserve"> pudo santa </w:t>
@@ -66,6 +75,7 @@
       <w:proofErr w:type="spellStart"/>
       <w:r>
         <w:rPr>
+          <w:rFonts w:ascii="Brill" w:hAnsi="Brill"/>
           <w:lang w:val="es-ES"/>
         </w:rPr>
         <w:t>Maria</w:t>
@@ -73,6 +83,7 @@
       <w:proofErr w:type="spellEnd"/>
       <w:r>
         <w:rPr>
+          <w:rFonts w:ascii="Brill" w:hAnsi="Brill"/>
           <w:lang w:val="es-ES"/>
         </w:rPr>
         <w:t xml:space="preserve"> fincar virgen </w:t>
@@ -80,6 +91,7 @@
       <w:proofErr w:type="spellStart"/>
       <w:r>
         <w:rPr>
+          <w:rFonts w:ascii="Brill" w:hAnsi="Brill"/>
           <w:lang w:val="es-ES"/>
         </w:rPr>
         <w:t>depues</w:t>
@@ -87,6 +99,7 @@
       <w:proofErr w:type="spellEnd"/>
       <w:r>
         <w:rPr>
+          <w:rFonts w:ascii="Brill" w:hAnsi="Brill"/>
           <w:lang w:val="es-ES"/>
         </w:rPr>
         <w:t xml:space="preserve"> que nuestro señor </w:t>
@@ -94,6 +107,7 @@
       <w:proofErr w:type="spellStart"/>
       <w:r>
         <w:rPr>
+          <w:rFonts w:ascii="Brill" w:hAnsi="Brill"/>
           <w:lang w:val="es-ES"/>
         </w:rPr>
         <w:t>nacio</w:t>
@@ -101,6 +115,7 @@
       <w:proofErr w:type="spellEnd"/>
       <w:r>
         <w:rPr>
+          <w:rFonts w:ascii="Brill" w:hAnsi="Brill"/>
           <w:lang w:val="es-ES"/>
         </w:rPr>
         <w:t xml:space="preserve"> d ella % </w:t>
@@ -108,6 +123,7 @@
       <w:proofErr w:type="spellStart"/>
       <w:r>
         <w:rPr>
+          <w:rFonts w:ascii="Brill" w:hAnsi="Brill"/>
           <w:lang w:val="es-ES"/>
         </w:rPr>
         <w:t>respondio</w:t>
@@ -115,12 +131,14 @@
       <w:proofErr w:type="spellEnd"/>
       <w:r>
         <w:rPr>
+          <w:rFonts w:ascii="Brill" w:hAnsi="Brill"/>
           <w:lang w:val="es-ES"/>
         </w:rPr>
         <w:t xml:space="preserve"> el maestro a esto </w:t>
       </w:r>
       <w:r>
         <w:rPr>
+          <w:rFonts w:ascii="Brill" w:hAnsi="Brill"/>
           <w:color w:val="FF0000"/>
           <w:lang w:val="es-ES"/>
         </w:rPr>
@@ -128,6 +146,7 @@
       </w:r>
       <w:r>
         <w:rPr>
+          <w:rFonts w:ascii="Brill" w:hAnsi="Brill"/>
           <w:lang w:val="es-ES"/>
         </w:rPr>
         <w:t xml:space="preserve">que me tu demandas non te puedo yo responder por </w:t>
@@ -135,6 +154,7 @@
       <w:proofErr w:type="spellStart"/>
       <w:r>
         <w:rPr>
+          <w:rFonts w:ascii="Brill" w:hAnsi="Brill"/>
           <w:lang w:val="es-ES"/>
         </w:rPr>
         <w:t>razon</w:t>
@@ -142,6 +162,7 @@
       <w:proofErr w:type="spellEnd"/>
       <w:r>
         <w:rPr>
+          <w:rFonts w:ascii="Brill" w:hAnsi="Brill"/>
           <w:lang w:val="es-ES"/>
         </w:rPr>
         <w:t xml:space="preserve"> natural % </w:t>
@@ -149,6 +170,7 @@
       <w:proofErr w:type="spellStart"/>
       <w:r>
         <w:rPr>
+          <w:rFonts w:ascii="Brill" w:hAnsi="Brill"/>
           <w:lang w:val="es-ES"/>
         </w:rPr>
         <w:t>mas</w:t>
@@ -156,27 +178,15 @@
       <w:proofErr w:type="spellEnd"/>
       <w:r>
         <w:rPr>
-          <w:lang w:val="es-ES"/>
-        </w:rPr>
-        <w:t xml:space="preserve"> tanto te puedo ende </w:t>
-      </w:r>
-      <w:proofErr w:type="spellStart"/>
-      <w:r>
-        <w:rPr>
-          <w:lang w:val="es-ES"/>
-        </w:rPr>
-        <w:t>dezir</w:t>
-      </w:r>
-      <w:proofErr w:type="spellEnd"/>
-      <w:r>
-        <w:rPr>
-          <w:lang w:val="es-ES"/>
-        </w:rPr>
-        <w:t xml:space="preserve"> % sepas que aquel señor que ovo poder de encarnar en ella sin ser </w:t>
-      </w:r>
-      <w:proofErr w:type="spellStart"/>
-      <w:r>
-        <w:rPr>
+          <w:rFonts w:ascii="Brill" w:hAnsi="Brill"/>
+          <w:lang w:val="es-ES"/>
+        </w:rPr>
+        <w:t xml:space="preserve"> tanto te puedo ende dezir % sepas que aquel señor que ovo poder de encarnar en ella sin ser </w:t>
+      </w:r>
+      <w:proofErr w:type="spellStart"/>
+      <w:r>
+        <w:rPr>
+          <w:rFonts w:ascii="Brill" w:hAnsi="Brill"/>
           <w:lang w:val="es-ES"/>
         </w:rPr>
         <w:t>corronpida</w:t>
@@ -184,6 +194,7 @@
       <w:proofErr w:type="spellEnd"/>
       <w:r>
         <w:rPr>
+          <w:rFonts w:ascii="Brill" w:hAnsi="Brill"/>
           <w:lang w:val="es-ES"/>
         </w:rPr>
         <w:t xml:space="preserve"> </w:t>
@@ -191,6 +202,7 @@
       <w:proofErr w:type="spellStart"/>
       <w:r>
         <w:rPr>
+          <w:rFonts w:ascii="Brill" w:hAnsi="Brill"/>
           <w:lang w:val="es-ES"/>
         </w:rPr>
         <w:t>asi</w:t>
@@ -198,6 +210,7 @@
       <w:proofErr w:type="spellEnd"/>
       <w:r>
         <w:rPr>
+          <w:rFonts w:ascii="Brill" w:hAnsi="Brill"/>
           <w:lang w:val="es-ES"/>
         </w:rPr>
         <w:t xml:space="preserve"> ovo poder de nascer d ella sin </w:t>
@@ -205,6 +218,7 @@
       <w:proofErr w:type="spellStart"/>
       <w:r>
         <w:rPr>
+          <w:rFonts w:ascii="Brill" w:hAnsi="Brill"/>
           <w:lang w:val="es-ES"/>
         </w:rPr>
         <w:t>corrunpimiento</w:t>
@@ -212,27 +226,15 @@
       <w:proofErr w:type="spellEnd"/>
       <w:r>
         <w:rPr>
-          <w:lang w:val="es-ES"/>
-        </w:rPr>
-        <w:t xml:space="preserve"> ninguno que ella </w:t>
-      </w:r>
-      <w:proofErr w:type="spellStart"/>
-      <w:r>
-        <w:rPr>
-          <w:lang w:val="es-ES"/>
-        </w:rPr>
-        <w:t>oviese</w:t>
-      </w:r>
-      <w:proofErr w:type="spellEnd"/>
-      <w:r>
-        <w:rPr>
-          <w:lang w:val="es-ES"/>
-        </w:rPr>
-        <w:t xml:space="preserve"> en si % e d esto te </w:t>
-      </w:r>
-      <w:proofErr w:type="spellStart"/>
-      <w:r>
-        <w:rPr>
+          <w:rFonts w:ascii="Brill" w:hAnsi="Brill"/>
+          <w:lang w:val="es-ES"/>
+        </w:rPr>
+        <w:t xml:space="preserve"> ninguno que ella oviese en si % e d esto te </w:t>
+      </w:r>
+      <w:proofErr w:type="spellStart"/>
+      <w:r>
+        <w:rPr>
+          <w:rFonts w:ascii="Brill" w:hAnsi="Brill"/>
           <w:lang w:val="es-ES"/>
         </w:rPr>
         <w:t>dare</w:t>
@@ -240,39 +242,271 @@
       <w:proofErr w:type="spellEnd"/>
       <w:r>
         <w:rPr>
+          <w:rFonts w:ascii="Brill" w:hAnsi="Brill"/>
+          <w:lang w:val="es-ES"/>
+        </w:rPr>
+        <w:t xml:space="preserve"> semejante natural para mientes a la vidriera que es fecha de vidrio e veras el vidrio </w:t>
+      </w:r>
+      <w:proofErr w:type="spellStart"/>
+      <w:r>
+        <w:rPr>
+          <w:rFonts w:ascii="Brill" w:hAnsi="Brill"/>
+          <w:lang w:val="es-ES"/>
+        </w:rPr>
+        <w:t>naturalmiente</w:t>
+      </w:r>
+      <w:proofErr w:type="spellEnd"/>
+      <w:r>
+        <w:rPr>
+          <w:rFonts w:ascii="Brill" w:hAnsi="Brill"/>
+          <w:lang w:val="es-ES"/>
+        </w:rPr>
+        <w:t xml:space="preserve"> que es grueso e espeso e por esta </w:t>
+      </w:r>
+      <w:proofErr w:type="spellStart"/>
+      <w:r>
+        <w:rPr>
+          <w:rFonts w:ascii="Brill" w:hAnsi="Brill"/>
+          <w:lang w:val="es-ES"/>
+        </w:rPr>
+        <w:t>razon</w:t>
+      </w:r>
+      <w:proofErr w:type="spellEnd"/>
+      <w:r>
+        <w:rPr>
+          <w:rFonts w:ascii="Brill" w:hAnsi="Brill"/>
+          <w:lang w:val="es-ES"/>
+        </w:rPr>
+        <w:t xml:space="preserve"> a poder de sofrir agua e vino que en ella echan e tiene lo en </w:t>
+      </w:r>
+      <w:proofErr w:type="spellStart"/>
+      <w:r>
+        <w:rPr>
+          <w:rFonts w:ascii="Brill" w:hAnsi="Brill"/>
+          <w:lang w:val="es-ES"/>
+        </w:rPr>
+        <w:t>si</w:t>
+      </w:r>
+      <w:proofErr w:type="spellEnd"/>
+      <w:r>
+        <w:rPr>
+          <w:rFonts w:ascii="Brill" w:hAnsi="Brill"/>
+          <w:lang w:val="es-ES"/>
+        </w:rPr>
+        <w:t xml:space="preserve"> que se non pueda </w:t>
+      </w:r>
+      <w:proofErr w:type="spellStart"/>
+      <w:r>
+        <w:rPr>
+          <w:rFonts w:ascii="Brill" w:hAnsi="Brill"/>
+          <w:lang w:val="es-ES"/>
+        </w:rPr>
+        <w:t>consomir</w:t>
+      </w:r>
+      <w:proofErr w:type="spellEnd"/>
+      <w:r>
+        <w:rPr>
+          <w:rFonts w:ascii="Brill" w:hAnsi="Brill"/>
+          <w:lang w:val="es-ES"/>
+        </w:rPr>
+        <w:t xml:space="preserve"> tanto </w:t>
+      </w:r>
+      <w:proofErr w:type="spellStart"/>
+      <w:r>
+        <w:rPr>
+          <w:rFonts w:ascii="Brill" w:hAnsi="Brill"/>
+          <w:lang w:val="es-ES"/>
+        </w:rPr>
+        <w:t>quanto</w:t>
+      </w:r>
+      <w:proofErr w:type="spellEnd"/>
+      <w:r>
+        <w:rPr>
+          <w:rFonts w:ascii="Brill" w:hAnsi="Brill"/>
+          <w:lang w:val="es-ES"/>
+        </w:rPr>
+        <w:t xml:space="preserve"> ombre quier % pues esta vidriera que es fecha d este vidrio que de suso te dixe que </w:t>
+      </w:r>
+      <w:proofErr w:type="spellStart"/>
+      <w:r>
+        <w:rPr>
+          <w:rFonts w:ascii="Brill" w:hAnsi="Brill"/>
+          <w:lang w:val="es-ES"/>
+        </w:rPr>
+        <w:t>naturalmiente</w:t>
+      </w:r>
+      <w:proofErr w:type="spellEnd"/>
+      <w:r>
+        <w:rPr>
+          <w:rFonts w:ascii="Brill" w:hAnsi="Brill"/>
+          <w:lang w:val="es-ES"/>
+        </w:rPr>
+        <w:t xml:space="preserve"> es tan grueso e tan espeso % e veras el rayo del sol que lo pasa de la otra parte sin quebrantar lo </w:t>
+      </w:r>
+      <w:proofErr w:type="spellStart"/>
+      <w:r>
+        <w:rPr>
+          <w:rFonts w:ascii="Brill" w:hAnsi="Brill"/>
+          <w:lang w:val="es-ES"/>
+        </w:rPr>
+        <w:t>e</w:t>
+      </w:r>
+      <w:proofErr w:type="spellEnd"/>
+      <w:r>
+        <w:rPr>
+          <w:rFonts w:ascii="Brill" w:hAnsi="Brill"/>
+          <w:lang w:val="es-ES"/>
+        </w:rPr>
+        <w:t xml:space="preserve"> sin </w:t>
+      </w:r>
+      <w:proofErr w:type="spellStart"/>
+      <w:r>
+        <w:rPr>
+          <w:rFonts w:ascii="Brill" w:hAnsi="Brill"/>
+          <w:lang w:val="es-ES"/>
+        </w:rPr>
+        <w:t>corronper</w:t>
+      </w:r>
+      <w:proofErr w:type="spellEnd"/>
+      <w:r>
+        <w:rPr>
+          <w:rFonts w:ascii="Brill" w:hAnsi="Brill"/>
+          <w:lang w:val="es-ES"/>
+        </w:rPr>
+        <w:t xml:space="preserve"> lo % e </w:t>
+      </w:r>
+      <w:proofErr w:type="spellStart"/>
+      <w:r>
+        <w:rPr>
+          <w:rFonts w:ascii="Brill" w:hAnsi="Brill"/>
+          <w:lang w:val="es-ES"/>
+        </w:rPr>
+        <w:t>asi</w:t>
+      </w:r>
+      <w:proofErr w:type="spellEnd"/>
+      <w:r>
+        <w:rPr>
+          <w:rFonts w:ascii="Brill" w:hAnsi="Brill"/>
+          <w:lang w:val="es-ES"/>
+        </w:rPr>
+        <w:t xml:space="preserve"> como el sol va andando e se muda de aquel derecho </w:t>
+      </w:r>
+      <w:proofErr w:type="spellStart"/>
+      <w:r>
+        <w:rPr>
+          <w:rFonts w:ascii="Brill" w:hAnsi="Brill"/>
+          <w:lang w:val="es-ES"/>
+        </w:rPr>
+        <w:t>asi</w:t>
+      </w:r>
+      <w:proofErr w:type="spellEnd"/>
+      <w:r>
+        <w:rPr>
+          <w:rFonts w:ascii="Brill" w:hAnsi="Brill"/>
+          <w:lang w:val="es-ES"/>
+        </w:rPr>
+        <w:t xml:space="preserve"> se va tornando el rayo por aquel lugar por do entro e finca ella tan sana como primero % e en esta guisa </w:t>
+      </w:r>
+      <w:proofErr w:type="spellStart"/>
+      <w:r>
+        <w:rPr>
+          <w:rFonts w:ascii="Brill" w:hAnsi="Brill"/>
+          <w:lang w:val="es-ES"/>
+        </w:rPr>
+        <w:t>contecio</w:t>
+      </w:r>
+      <w:proofErr w:type="spellEnd"/>
+      <w:r>
+        <w:rPr>
+          <w:rFonts w:ascii="Brill" w:hAnsi="Brill"/>
+          <w:lang w:val="es-ES"/>
+        </w:rPr>
+        <w:t xml:space="preserve"> lo de la virgen santa </w:t>
+      </w:r>
+      <w:proofErr w:type="spellStart"/>
+      <w:r>
+        <w:rPr>
+          <w:rFonts w:ascii="Brill" w:hAnsi="Brill"/>
+          <w:lang w:val="es-ES"/>
+        </w:rPr>
+        <w:t>Maria</w:t>
+      </w:r>
+      <w:proofErr w:type="spellEnd"/>
+      <w:r>
+        <w:rPr>
+          <w:rFonts w:ascii="Brill" w:hAnsi="Brill"/>
           <w:lang w:val="es-ES"/>
         </w:rPr>
         <w:t xml:space="preserve"> </w:t>
       </w:r>
-      <w:r>
-        <w:rPr>
-          <w:lang w:val="es-ES"/>
-        </w:rPr>
-        <w:t>semejante</w:t>
-      </w:r>
-      <w:r>
-        <w:rPr>
-          <w:lang w:val="es-ES"/>
-        </w:rPr>
-        <w:t xml:space="preserve"> natural para mientes a la vidriera que es fecha de vidrio e veras el vidrio </w:t>
-      </w:r>
-      <w:proofErr w:type="spellStart"/>
-      <w:r>
-        <w:rPr>
-          <w:lang w:val="es-ES"/>
-        </w:rPr>
-        <w:t>naturalmiente</w:t>
-      </w:r>
-      <w:proofErr w:type="spellEnd"/>
-      <w:r>
-        <w:rPr>
-          <w:lang w:val="es-ES"/>
-        </w:rPr>
-        <w:t xml:space="preserve"> que es grueso e espeso e por esta </w:t>
-      </w:r>
-      <w:proofErr w:type="spellStart"/>
-      <w:r>
-        <w:rPr>
+      <w:proofErr w:type="spellStart"/>
+      <w:r>
+        <w:rPr>
+          <w:rFonts w:ascii="Brill" w:hAnsi="Brill"/>
+          <w:lang w:val="es-ES"/>
+        </w:rPr>
+        <w:t>quando</w:t>
+      </w:r>
+      <w:proofErr w:type="spellEnd"/>
+      <w:r>
+        <w:rPr>
+          <w:rFonts w:ascii="Brill" w:hAnsi="Brill"/>
+          <w:lang w:val="es-ES"/>
+        </w:rPr>
+        <w:t xml:space="preserve"> </w:t>
+      </w:r>
+      <w:proofErr w:type="spellStart"/>
+      <w:r>
+        <w:rPr>
+          <w:rFonts w:ascii="Brill" w:hAnsi="Brill"/>
+          <w:lang w:val="es-ES"/>
+        </w:rPr>
+        <w:t>concebio</w:t>
+      </w:r>
+      <w:proofErr w:type="spellEnd"/>
+      <w:r>
+        <w:rPr>
+          <w:rFonts w:ascii="Brill" w:hAnsi="Brill"/>
+          <w:lang w:val="es-ES"/>
+        </w:rPr>
+        <w:t xml:space="preserve"> primero e </w:t>
+      </w:r>
+      <w:proofErr w:type="spellStart"/>
+      <w:r>
+        <w:rPr>
+          <w:rFonts w:ascii="Brill" w:hAnsi="Brill"/>
+          <w:lang w:val="es-ES"/>
+        </w:rPr>
+        <w:t>depues</w:t>
+      </w:r>
+      <w:proofErr w:type="spellEnd"/>
+      <w:r>
+        <w:rPr>
+          <w:rFonts w:ascii="Brill" w:hAnsi="Brill"/>
+          <w:lang w:val="es-ES"/>
+        </w:rPr>
+        <w:t xml:space="preserve"> </w:t>
+      </w:r>
+      <w:proofErr w:type="spellStart"/>
+      <w:r>
+        <w:rPr>
+          <w:rFonts w:ascii="Brill" w:hAnsi="Brill"/>
+          <w:lang w:val="es-ES"/>
+        </w:rPr>
+        <w:t>quando</w:t>
+      </w:r>
+      <w:proofErr w:type="spellEnd"/>
+      <w:r>
+        <w:rPr>
+          <w:rFonts w:ascii="Brill" w:hAnsi="Brill"/>
+          <w:lang w:val="es-ES"/>
+        </w:rPr>
+        <w:t xml:space="preserve"> pario % e esta </w:t>
+      </w:r>
+      <w:proofErr w:type="spellStart"/>
+      <w:r>
+        <w:rPr>
+          <w:rFonts w:ascii="Brill" w:hAnsi="Brill"/>
           <w:lang w:val="es-ES"/>
         </w:rPr>
         <w:t>razon</w:t>
@@ -280,195 +514,15 @@
       <w:proofErr w:type="spellEnd"/>
       <w:r>
         <w:rPr>
-          <w:lang w:val="es-ES"/>
-        </w:rPr>
-        <w:t xml:space="preserve"> a poder de </w:t>
-      </w:r>
-      <w:proofErr w:type="spellStart"/>
-      <w:r>
-        <w:rPr>
-          <w:lang w:val="es-ES"/>
-        </w:rPr>
-        <w:t>sofrir</w:t>
-      </w:r>
-      <w:proofErr w:type="spellEnd"/>
-      <w:r>
-        <w:rPr>
-          <w:lang w:val="es-ES"/>
-        </w:rPr>
-        <w:t xml:space="preserve"> agua e vino que en ella echan e tiene lo en </w:t>
-      </w:r>
-      <w:proofErr w:type="spellStart"/>
-      <w:r>
-        <w:rPr>
-          <w:lang w:val="es-ES"/>
-        </w:rPr>
-        <w:t>si</w:t>
-      </w:r>
-      <w:proofErr w:type="spellEnd"/>
-      <w:r>
-        <w:rPr>
-          <w:lang w:val="es-ES"/>
-        </w:rPr>
-        <w:t xml:space="preserve"> que se non pueda </w:t>
-      </w:r>
-      <w:proofErr w:type="spellStart"/>
-      <w:r>
-        <w:rPr>
-          <w:lang w:val="es-ES"/>
-        </w:rPr>
-        <w:t>consomir</w:t>
-      </w:r>
-      <w:proofErr w:type="spellEnd"/>
-      <w:r>
-        <w:rPr>
-          <w:lang w:val="es-ES"/>
-        </w:rPr>
-        <w:t xml:space="preserve"> tanto </w:t>
-      </w:r>
-      <w:proofErr w:type="spellStart"/>
-      <w:r>
-        <w:rPr>
-          <w:lang w:val="es-ES"/>
-        </w:rPr>
-        <w:t>quanto</w:t>
-      </w:r>
-      <w:proofErr w:type="spellEnd"/>
-      <w:r>
-        <w:rPr>
-          <w:lang w:val="es-ES"/>
-        </w:rPr>
-        <w:t xml:space="preserve"> </w:t>
-      </w:r>
-      <w:proofErr w:type="spellStart"/>
-      <w:r>
-        <w:rPr>
-          <w:lang w:val="es-ES"/>
-        </w:rPr>
-        <w:t>ombre</w:t>
-      </w:r>
-      <w:proofErr w:type="spellEnd"/>
-      <w:r>
-        <w:rPr>
-          <w:lang w:val="es-ES"/>
-        </w:rPr>
-        <w:t xml:space="preserve"> </w:t>
-      </w:r>
-      <w:proofErr w:type="spellStart"/>
-      <w:r>
-        <w:rPr>
-          <w:lang w:val="es-ES"/>
-        </w:rPr>
-        <w:t>quier</w:t>
-      </w:r>
-      <w:proofErr w:type="spellEnd"/>
-      <w:r>
-        <w:rPr>
-          <w:lang w:val="es-ES"/>
-        </w:rPr>
-        <w:t xml:space="preserve"> % pues esta vidriera que es fecha d este vidrio que de suso te </w:t>
-      </w:r>
-      <w:proofErr w:type="spellStart"/>
-      <w:r>
-        <w:rPr>
-          <w:lang w:val="es-ES"/>
-        </w:rPr>
-        <w:t>dixe</w:t>
-      </w:r>
-      <w:proofErr w:type="spellEnd"/>
-      <w:r>
-        <w:rPr>
-          <w:lang w:val="es-ES"/>
-        </w:rPr>
-        <w:t xml:space="preserve"> que </w:t>
-      </w:r>
-      <w:proofErr w:type="spellStart"/>
-      <w:r>
-        <w:rPr>
-          <w:lang w:val="es-ES"/>
-        </w:rPr>
-        <w:t>naturalmiente</w:t>
-      </w:r>
-      <w:proofErr w:type="spellEnd"/>
-      <w:r>
-        <w:rPr>
-          <w:lang w:val="es-ES"/>
-        </w:rPr>
-        <w:t xml:space="preserve"> es tan grueso e tan espeso % e veras el rayo del sol que lo pasa de la otra parte sin quebrantar lo </w:t>
-      </w:r>
-      <w:proofErr w:type="spellStart"/>
-      <w:r>
-        <w:rPr>
-          <w:lang w:val="es-ES"/>
-        </w:rPr>
-        <w:t>e</w:t>
-      </w:r>
-      <w:proofErr w:type="spellEnd"/>
-      <w:r>
-        <w:rPr>
-          <w:lang w:val="es-ES"/>
-        </w:rPr>
-        <w:t xml:space="preserve"> sin </w:t>
-      </w:r>
-      <w:proofErr w:type="spellStart"/>
-      <w:r>
-        <w:rPr>
-          <w:lang w:val="es-ES"/>
-        </w:rPr>
-        <w:t>corronper</w:t>
-      </w:r>
-      <w:proofErr w:type="spellEnd"/>
-      <w:r>
-        <w:rPr>
-          <w:lang w:val="es-ES"/>
-        </w:rPr>
-        <w:t xml:space="preserve"> lo % e </w:t>
-      </w:r>
-      <w:proofErr w:type="spellStart"/>
-      <w:r>
-        <w:rPr>
-          <w:lang w:val="es-ES"/>
-        </w:rPr>
-        <w:t>asi</w:t>
-      </w:r>
-      <w:proofErr w:type="spellEnd"/>
-      <w:r>
-        <w:rPr>
-          <w:lang w:val="es-ES"/>
-        </w:rPr>
-        <w:t xml:space="preserve"> como el sol va andando e se muda de aquel derecho </w:t>
-      </w:r>
-      <w:proofErr w:type="spellStart"/>
-      <w:r>
-        <w:rPr>
-          <w:lang w:val="es-ES"/>
-        </w:rPr>
-        <w:t>asi</w:t>
-      </w:r>
-      <w:proofErr w:type="spellEnd"/>
-      <w:r>
-        <w:rPr>
-          <w:lang w:val="es-ES"/>
-        </w:rPr>
-        <w:t xml:space="preserve"> se va tornando el rayo por aquel lugar por do entro e finca ella tan sana como primero % e en esta guisa </w:t>
-      </w:r>
-      <w:proofErr w:type="spellStart"/>
-      <w:r>
-        <w:rPr>
-          <w:lang w:val="es-ES"/>
-        </w:rPr>
-        <w:t>contecio</w:t>
-      </w:r>
-      <w:proofErr w:type="spellEnd"/>
-      <w:r>
-        <w:rPr>
-          <w:lang w:val="es-ES"/>
-        </w:rPr>
-        <w:t xml:space="preserve"> lo de la virgen santa </w:t>
-      </w:r>
-      <w:proofErr w:type="spellStart"/>
-      <w:r>
-        <w:rPr>
+          <w:rFonts w:ascii="Brill" w:hAnsi="Brill"/>
+          <w:lang w:val="es-ES"/>
+        </w:rPr>
+        <w:t xml:space="preserve"> non fallaras ombre en el mundo que te pueda dar otro recabdo si non este ca todo fue obra de miraglo que el nuestro señor quiso demostrar por si mesmo en la bien aventurada santa </w:t>
+      </w:r>
+      <w:proofErr w:type="spellStart"/>
+      <w:r>
+        <w:rPr>
+          <w:rFonts w:ascii="Brill" w:hAnsi="Brill"/>
           <w:lang w:val="es-ES"/>
         </w:rPr>
         <w:t>Maria</w:t>
@@ -476,118 +530,7 @@
       <w:proofErr w:type="spellEnd"/>
       <w:r>
         <w:rPr>
-          <w:lang w:val="es-ES"/>
-        </w:rPr>
-        <w:t xml:space="preserve"> </w:t>
-      </w:r>
-      <w:proofErr w:type="spellStart"/>
-      <w:r>
-        <w:rPr>
-          <w:lang w:val="es-ES"/>
-        </w:rPr>
-        <w:t>quando</w:t>
-      </w:r>
-      <w:proofErr w:type="spellEnd"/>
-      <w:r>
-        <w:rPr>
-          <w:lang w:val="es-ES"/>
-        </w:rPr>
-        <w:t xml:space="preserve"> </w:t>
-      </w:r>
-      <w:proofErr w:type="spellStart"/>
-      <w:r>
-        <w:rPr>
-          <w:lang w:val="es-ES"/>
-        </w:rPr>
-        <w:t>concebio</w:t>
-      </w:r>
-      <w:proofErr w:type="spellEnd"/>
-      <w:r>
-        <w:rPr>
-          <w:lang w:val="es-ES"/>
-        </w:rPr>
-        <w:t xml:space="preserve"> primero e </w:t>
-      </w:r>
-      <w:proofErr w:type="spellStart"/>
-      <w:r>
-        <w:rPr>
-          <w:lang w:val="es-ES"/>
-        </w:rPr>
-        <w:t>depues</w:t>
-      </w:r>
-      <w:proofErr w:type="spellEnd"/>
-      <w:r>
-        <w:rPr>
-          <w:lang w:val="es-ES"/>
-        </w:rPr>
-        <w:t xml:space="preserve"> </w:t>
-      </w:r>
-      <w:proofErr w:type="spellStart"/>
-      <w:r>
-        <w:rPr>
-          <w:lang w:val="es-ES"/>
-        </w:rPr>
-        <w:t>quando</w:t>
-      </w:r>
-      <w:proofErr w:type="spellEnd"/>
-      <w:r>
-        <w:rPr>
-          <w:lang w:val="es-ES"/>
-        </w:rPr>
-        <w:t xml:space="preserve"> pario % e esta </w:t>
-      </w:r>
-      <w:proofErr w:type="spellStart"/>
-      <w:r>
-        <w:rPr>
-          <w:lang w:val="es-ES"/>
-        </w:rPr>
-        <w:t>razon</w:t>
-      </w:r>
-      <w:proofErr w:type="spellEnd"/>
-      <w:r>
-        <w:rPr>
-          <w:lang w:val="es-ES"/>
-        </w:rPr>
-        <w:t xml:space="preserve"> non fallaras </w:t>
-      </w:r>
-      <w:proofErr w:type="spellStart"/>
-      <w:r>
-        <w:rPr>
-          <w:lang w:val="es-ES"/>
-        </w:rPr>
-        <w:t>ombre</w:t>
-      </w:r>
-      <w:proofErr w:type="spellEnd"/>
-      <w:r>
-        <w:rPr>
-          <w:lang w:val="es-ES"/>
-        </w:rPr>
-        <w:t xml:space="preserve"> en el mundo que te pueda dar otro recabdo si non este ca todo fue obra de </w:t>
-      </w:r>
-      <w:proofErr w:type="spellStart"/>
-      <w:r>
-        <w:rPr>
-          <w:lang w:val="es-ES"/>
-        </w:rPr>
-        <w:t>miraglo</w:t>
-      </w:r>
-      <w:proofErr w:type="spellEnd"/>
-      <w:r>
-        <w:rPr>
-          <w:lang w:val="es-ES"/>
-        </w:rPr>
-        <w:t xml:space="preserve"> que el nuestro señor quiso demostrar por si mesmo en la bien aventurada santa </w:t>
-      </w:r>
-      <w:proofErr w:type="spellStart"/>
-      <w:r>
-        <w:rPr>
-          <w:lang w:val="es-ES"/>
-        </w:rPr>
-        <w:t>Maria</w:t>
-      </w:r>
-      <w:proofErr w:type="spellEnd"/>
-      <w:r>
-        <w:rPr>
+          <w:rFonts w:ascii="Brill" w:hAnsi="Brill"/>
           <w:lang w:val="es-ES"/>
         </w:rPr>
         <w:t xml:space="preserve"> su madre</w:t>
@@ -604,7 +547,7 @@
 </file>
 
 <file path=word/styles.xml><?xml version="1.0" encoding="utf-8"?>
-<w:styles xmlns:mc="http://schemas.openxmlformats.org/markup-compatibility/2006" xmlns:r="http://schemas.openxmlformats.org/officeDocument/2006/relationships" xmlns:w="http://schemas.openxmlformats.org/wordprocessingml/2006/main" xmlns:w14="http://schemas.microsoft.com/office/word/2010/wordml" xmlns:w15="http://schemas.microsoft.com/office/word/2012/wordml" xmlns:w16cex="http://schemas.microsoft.com/office/word/2018/wordml/cex" xmlns:w16cid="http://schemas.microsoft.com/office/word/2016/wordml/cid" xmlns:w16="http://schemas.microsoft.com/office/word/2018/wordml" xmlns:w16sdtdh="http://schemas.microsoft.com/office/word/2020/wordml/sdtdatahash" xmlns:w16se="http://schemas.microsoft.com/office/word/2015/wordml/symex" mc:Ignorable="w14 w15 w16se w16cid w16 w16cex w16sdtdh">
+<w:styles xmlns:mc="http://schemas.openxmlformats.org/markup-compatibility/2006" xmlns:r="http://schemas.openxmlformats.org/officeDocument/2006/relationships" xmlns:w="http://schemas.openxmlformats.org/wordprocessingml/2006/main" xmlns:w14="http://schemas.microsoft.com/office/word/2010/wordml" xmlns:w15="http://schemas.microsoft.com/office/word/2012/wordml" xmlns:w16cex="http://schemas.microsoft.com/office/word/2018/wordml/cex" xmlns:w16cid="http://schemas.microsoft.com/office/word/2016/wordml/cid" xmlns:w16="http://schemas.microsoft.com/office/word/2018/wordml" xmlns:w16du="http://schemas.microsoft.com/office/word/2023/wordml/word16du" xmlns:w16sdtdh="http://schemas.microsoft.com/office/word/2020/wordml/sdtdatahash" xmlns:w16sdtfl="http://schemas.microsoft.com/office/word/2024/wordml/sdtformatlock" xmlns:w16se="http://schemas.microsoft.com/office/word/2015/wordml/symex" mc:Ignorable="w14 w15 w16se w16cid w16 w16cex w16sdtdh w16sdtfl w16du">
   <w:docDefaults>
     <w:rPrDefault>
       <w:rPr>
